--- a/wwwroot/Templates/konsertmeyster müqavilə.docx
+++ b/wwwroot/Templates/konsertmeyster müqavilə.docx
@@ -1,6 +1,6 @@
 
 <file path=word/document.xml><?xml version="1.0" encoding="utf-8"?>
-<w:document xmlns:wpc="http://schemas.microsoft.com/office/word/2010/wordprocessingCanvas" xmlns:mc="http://schemas.openxmlformats.org/markup-compatibility/2006" xmlns:o="urn:schemas-microsoft-com:office:office" xmlns:r="http://schemas.openxmlformats.org/officeDocument/2006/relationships" xmlns:m="http://schemas.openxmlformats.org/officeDocument/2006/math" xmlns:v="urn:schemas-microsoft-com:vml" xmlns:wp14="http://schemas.microsoft.com/office/word/2010/wordprocessingDrawing" xmlns:wp="http://schemas.openxmlformats.org/drawingml/2006/wordprocessingDrawing" xmlns:w10="urn:schemas-microsoft-com:office:word" xmlns:w="http://schemas.openxmlformats.org/wordprocessingml/2006/main" xmlns:w14="http://schemas.microsoft.com/office/word/2010/wordml" xmlns:w15="http://schemas.microsoft.com/office/word/2012/wordml" xmlns:wpg="http://schemas.microsoft.com/office/word/2010/wordprocessingGroup" xmlns:wpi="http://schemas.microsoft.com/office/word/2010/wordprocessingInk" xmlns:wne="http://schemas.microsoft.com/office/word/2006/wordml" xmlns:wps="http://schemas.microsoft.com/office/word/2010/wordprocessingShape" mc:Ignorable="w14 w15 wp14">
+<w:document xmlns:wpc="http://schemas.microsoft.com/office/word/2010/wordprocessingCanvas" xmlns:cx="http://schemas.microsoft.com/office/drawing/2014/chartex" xmlns:mc="http://schemas.openxmlformats.org/markup-compatibility/2006" xmlns:o="urn:schemas-microsoft-com:office:office" xmlns:r="http://schemas.openxmlformats.org/officeDocument/2006/relationships" xmlns:m="http://schemas.openxmlformats.org/officeDocument/2006/math" xmlns:v="urn:schemas-microsoft-com:vml" xmlns:wp14="http://schemas.microsoft.com/office/word/2010/wordprocessingDrawing" xmlns:wp="http://schemas.openxmlformats.org/drawingml/2006/wordprocessingDrawing" xmlns:w10="urn:schemas-microsoft-com:office:word" xmlns:w="http://schemas.openxmlformats.org/wordprocessingml/2006/main" xmlns:w14="http://schemas.microsoft.com/office/word/2010/wordml" xmlns:w15="http://schemas.microsoft.com/office/word/2012/wordml" xmlns:w16se="http://schemas.microsoft.com/office/word/2015/wordml/symex" xmlns:wpg="http://schemas.microsoft.com/office/word/2010/wordprocessingGroup" xmlns:wpi="http://schemas.microsoft.com/office/word/2010/wordprocessingInk" xmlns:wne="http://schemas.microsoft.com/office/word/2006/wordml" xmlns:wps="http://schemas.microsoft.com/office/word/2010/wordprocessingShape" mc:Ignorable="w14 w15 w16se wp14">
   <w:body>
     <w:p>
       <w:pPr>
@@ -1201,15 +1201,10 @@
     </w:p>
     <w:p>
       <w:pPr>
-        <w:pStyle w:val="ListParagraph"/>
-        <w:numPr>
-          <w:ilvl w:val="0"/>
-          <w:numId w:val="1"/>
-        </w:numPr>
         <w:tabs>
           <w:tab w:val="left" w:pos="426"/>
         </w:tabs>
-        <w:spacing w:line="240" w:lineRule="auto"/>
+        <w:ind w:left="360"/>
         <w:jc w:val="center"/>
         <w:rPr>
           <w:rFonts w:ascii="Arial" w:hAnsi="Arial" w:cs="Arial"/>
@@ -1219,6 +1214,18 @@
           <w:lang w:val="sq-AL"/>
         </w:rPr>
       </w:pPr>
+      <w:r>
+        <w:rPr>
+          <w:rFonts w:ascii="Arial" w:hAnsi="Arial" w:cs="Arial"/>
+          <w:b/>
+          <w:sz w:val="24"/>
+          <w:szCs w:val="24"/>
+          <w:lang w:val="sq-AL"/>
+        </w:rPr>
+        <w:t xml:space="preserve">3. </w:t>
+      </w:r>
+      <w:bookmarkStart w:id="0" w:name="_GoBack"/>
+      <w:bookmarkEnd w:id="0"/>
       <w:r>
         <w:rPr>
           <w:rFonts w:ascii="Arial" w:hAnsi="Arial" w:cs="Arial"/>
@@ -2370,8 +2377,6 @@
               </w:rPr>
               <w:t>Hesab nömrəsi</w:t>
             </w:r>
-            <w:bookmarkStart w:id="0" w:name="_GoBack"/>
-            <w:bookmarkEnd w:id="0"/>
           </w:p>
         </w:tc>
       </w:tr>
@@ -2533,8 +2538,8 @@
 </file>
 
 <file path=word/numbering.xml><?xml version="1.0" encoding="utf-8"?>
-<w:numbering xmlns:wpc="http://schemas.microsoft.com/office/word/2010/wordprocessingCanvas" xmlns:mc="http://schemas.openxmlformats.org/markup-compatibility/2006" xmlns:o="urn:schemas-microsoft-com:office:office" xmlns:r="http://schemas.openxmlformats.org/officeDocument/2006/relationships" xmlns:m="http://schemas.openxmlformats.org/officeDocument/2006/math" xmlns:v="urn:schemas-microsoft-com:vml" xmlns:wp14="http://schemas.microsoft.com/office/word/2010/wordprocessingDrawing" xmlns:wp="http://schemas.openxmlformats.org/drawingml/2006/wordprocessingDrawing" xmlns:w10="urn:schemas-microsoft-com:office:word" xmlns:w="http://schemas.openxmlformats.org/wordprocessingml/2006/main" xmlns:w14="http://schemas.microsoft.com/office/word/2010/wordml" xmlns:w15="http://schemas.microsoft.com/office/word/2012/wordml" xmlns:wpg="http://schemas.microsoft.com/office/word/2010/wordprocessingGroup" xmlns:wpi="http://schemas.microsoft.com/office/word/2010/wordprocessingInk" xmlns:wne="http://schemas.microsoft.com/office/word/2006/wordml" xmlns:wps="http://schemas.microsoft.com/office/word/2010/wordprocessingShape" mc:Ignorable="w14 w15 wp14">
-  <w:abstractNum w:abstractNumId="0">
+<w:numbering xmlns:wpc="http://schemas.microsoft.com/office/word/2010/wordprocessingCanvas" xmlns:cx="http://schemas.microsoft.com/office/drawing/2014/chartex" xmlns:mc="http://schemas.openxmlformats.org/markup-compatibility/2006" xmlns:o="urn:schemas-microsoft-com:office:office" xmlns:r="http://schemas.openxmlformats.org/officeDocument/2006/relationships" xmlns:m="http://schemas.openxmlformats.org/officeDocument/2006/math" xmlns:v="urn:schemas-microsoft-com:vml" xmlns:wp14="http://schemas.microsoft.com/office/word/2010/wordprocessingDrawing" xmlns:wp="http://schemas.openxmlformats.org/drawingml/2006/wordprocessingDrawing" xmlns:w10="urn:schemas-microsoft-com:office:word" xmlns:w="http://schemas.openxmlformats.org/wordprocessingml/2006/main" xmlns:w14="http://schemas.microsoft.com/office/word/2010/wordml" xmlns:w15="http://schemas.microsoft.com/office/word/2012/wordml" xmlns:w16se="http://schemas.microsoft.com/office/word/2015/wordml/symex" xmlns:wpg="http://schemas.microsoft.com/office/word/2010/wordprocessingGroup" xmlns:wpi="http://schemas.microsoft.com/office/word/2010/wordprocessingInk" xmlns:wne="http://schemas.microsoft.com/office/word/2006/wordml" xmlns:wps="http://schemas.microsoft.com/office/word/2010/wordprocessingShape" mc:Ignorable="w14 w15 w16se wp14">
+  <w:abstractNum w:abstractNumId="0" w15:restartNumberingAfterBreak="0">
     <w:nsid w:val="0A5C17B4"/>
     <w:multiLevelType w:val="multilevel"/>
     <w:tmpl w:val="DE724754"/>
@@ -2662,7 +2667,7 @@
 </file>
 
 <file path=word/styles.xml><?xml version="1.0" encoding="utf-8"?>
-<w:styles xmlns:mc="http://schemas.openxmlformats.org/markup-compatibility/2006" xmlns:r="http://schemas.openxmlformats.org/officeDocument/2006/relationships" xmlns:w="http://schemas.openxmlformats.org/wordprocessingml/2006/main" xmlns:w14="http://schemas.microsoft.com/office/word/2010/wordml" xmlns:w15="http://schemas.microsoft.com/office/word/2012/wordml" mc:Ignorable="w14 w15">
+<w:styles xmlns:mc="http://schemas.openxmlformats.org/markup-compatibility/2006" xmlns:r="http://schemas.openxmlformats.org/officeDocument/2006/relationships" xmlns:w="http://schemas.openxmlformats.org/wordprocessingml/2006/main" xmlns:w14="http://schemas.microsoft.com/office/word/2010/wordml" xmlns:w15="http://schemas.microsoft.com/office/word/2012/wordml" xmlns:w16se="http://schemas.microsoft.com/office/word/2015/wordml/symex" mc:Ignorable="w14 w15 w16se">
   <w:docDefaults>
     <w:rPrDefault>
       <w:rPr>
@@ -3219,7 +3224,6 @@
       <w:lang w:val="ru-RU" w:eastAsia="ru-RU"/>
     </w:rPr>
     <w:tblPr>
-      <w:tblInd w:w="0" w:type="dxa"/>
       <w:tblBorders>
         <w:top w:val="single" w:sz="4" w:space="0" w:color="auto"/>
         <w:left w:val="single" w:sz="4" w:space="0" w:color="auto"/>
@@ -3228,12 +3232,6 @@
         <w:insideH w:val="single" w:sz="4" w:space="0" w:color="auto"/>
         <w:insideV w:val="single" w:sz="4" w:space="0" w:color="auto"/>
       </w:tblBorders>
-      <w:tblCellMar>
-        <w:top w:w="0" w:type="dxa"/>
-        <w:left w:w="108" w:type="dxa"/>
-        <w:bottom w:w="0" w:type="dxa"/>
-        <w:right w:w="108" w:type="dxa"/>
-      </w:tblCellMar>
     </w:tblPr>
   </w:style>
 </w:styles>

--- a/wwwroot/Templates/konsertmeyster müqavilə.docx
+++ b/wwwroot/Templates/konsertmeyster müqavilə.docx
@@ -12,6 +12,8 @@
           <w:lang w:val="sq-AL"/>
         </w:rPr>
       </w:pPr>
+      <w:bookmarkStart w:id="0" w:name="_GoBack"/>
+      <w:bookmarkEnd w:id="0"/>
       <w:r>
         <w:rPr>
           <w:rFonts w:ascii="Arial" w:hAnsi="Arial" w:cs="Arial"/>
@@ -1224,8 +1226,6 @@
         </w:rPr>
         <w:t xml:space="preserve">3. </w:t>
       </w:r>
-      <w:bookmarkStart w:id="0" w:name="_GoBack"/>
-      <w:bookmarkEnd w:id="0"/>
       <w:r>
         <w:rPr>
           <w:rFonts w:ascii="Arial" w:hAnsi="Arial" w:cs="Arial"/>
@@ -1921,7 +1921,16 @@
                 <w:szCs w:val="24"/>
                 <w:lang w:val="sq-AL"/>
               </w:rPr>
-              <w:t xml:space="preserve">S.A.: Vəfadar Misirov   </w:t>
+              <w:t>A.S</w:t>
+            </w:r>
+            <w:r>
+              <w:rPr>
+                <w:rFonts w:ascii="Arial" w:eastAsia="Arial,Times New Roman" w:hAnsi="Arial" w:cs="Arial"/>
+                <w:sz w:val="24"/>
+                <w:szCs w:val="24"/>
+                <w:lang w:val="sq-AL"/>
+              </w:rPr>
+              <w:t xml:space="preserve">.: Vəfadar Misirov   </w:t>
             </w:r>
           </w:p>
           <w:p>
